--- a/reports/guide/Project_Explained_and_Verification_Guide.docx
+++ b/reports/guide/Project_Explained_and_Verification_Guide.docx
@@ -7332,7 +7332,7 @@
         <w:rPr>
           <w:sz w:val="21"/>
         </w:rPr>
-        <w:t>A: Its AI kept choosing one kind of example and never tried the best design. Six of the 12 designs score within 6 points of the best, so random picks usually include a good one. The improved agent fixes this with a better search structure, using the same model.</w:t>
+        <w:t>A: Its AI kept choosing one kind of example and never tried the best design. On P1, 5 of the 12 designs score within 6 points of the best, so 4 random picks usually include a good one. The improved agent fixes this with a better search structure, using the same model.</w:t>
       </w:r>
     </w:p>
     <w:p>
@@ -7791,7 +7791,7 @@
               <w:rPr>
                 <w:sz w:val="19"/>
               </w:rPr>
-              <w:t>runs\ (66 folders)</w:t>
+              <w:t>runs\ (70 folders)</w:t>
             </w:r>
           </w:p>
         </w:tc>

--- a/reports/guide/Project_Explained_and_Verification_Guide.docx
+++ b/reports/guide/Project_Explained_and_Verification_Guide.docx
@@ -9,7 +9,7 @@
       <w:r>
         <w:rPr>
           <w:b/>
-          <w:color w:val="1D4ED8"/>
+          <w:color w:val="000000"/>
           <w:sz w:val="48"/>
         </w:rPr>
         <w:t>Automatic NLP Pipeline Design with an AI Agent</w:t>
@@ -21,7 +21,7 @@
       </w:pPr>
       <w:r>
         <w:rPr>
-          <w:color w:val="1E293B"/>
+          <w:color w:val="1A1A1A"/>
           <w:sz w:val="26"/>
         </w:rPr>
         <w:t>What we built, every test we ran, and how anyone can verify the results</w:t>
@@ -44,7 +44,7 @@
       </w:pPr>
       <w:r>
         <w:rPr>
-          <w:color w:val="475569"/>
+          <w:color w:val="4D4D4D"/>
           <w:sz w:val="20"/>
         </w:rPr>
         <w:t xml:space="preserve">Status as of 24 October 2026  ·  Project folder: </w:t>
@@ -52,7 +52,7 @@
       <w:r>
         <w:rPr>
           <w:rFonts w:ascii="Consolas" w:hAnsi="Consolas"/>
-          <w:color w:val="475569"/>
+          <w:color w:val="4D4D4D"/>
           <w:sz w:val="18"/>
         </w:rPr>
         <w:t>D:\MyClaudeProject\nlp</w:t>
@@ -71,7 +71,7 @@
         <w:tc>
           <w:tcPr>
             <w:tcW w:type="dxa" w:w="9411"/>
-            <w:shd w:val="clear" w:color="auto" w:fill="EFF6FF"/>
+            <w:shd w:val="clear" w:color="auto" w:fill="F2F2F2"/>
           </w:tcPr>
           <w:p>
             <w:r/>
@@ -264,10 +264,10 @@
       </w:pPr>
       <w:r>
         <w:rPr>
-          <w:color w:val="475569"/>
+          <w:color w:val="4D4D4D"/>
           <w:sz w:val="18"/>
         </w:rPr>
-        <w:t>Figure 1. How the framework works. Blue boxes are the steps where the AI agent makes decisions.</w:t>
+        <w:t>Figure 1. How the framework works. Shaded boxes with a thick border are the steps where the AI agent makes decisions.</w:t>
       </w:r>
     </w:p>
     <w:p>
@@ -305,7 +305,7 @@
         <w:tc>
           <w:tcPr>
             <w:tcW w:type="dxa" w:w="4876"/>
-            <w:shd w:val="clear" w:color="auto" w:fill="DBEAFE"/>
+            <w:shd w:val="clear" w:color="auto" w:fill="E5E5E5"/>
           </w:tcPr>
           <w:p>
             <w:r/>
@@ -321,7 +321,7 @@
         <w:tc>
           <w:tcPr>
             <w:tcW w:type="dxa" w:w="2154"/>
-            <w:shd w:val="clear" w:color="auto" w:fill="DBEAFE"/>
+            <w:shd w:val="clear" w:color="auto" w:fill="E5E5E5"/>
           </w:tcPr>
           <w:p>
             <w:r/>
@@ -337,7 +337,7 @@
         <w:tc>
           <w:tcPr>
             <w:tcW w:type="dxa" w:w="2381"/>
-            <w:shd w:val="clear" w:color="auto" w:fill="DBEAFE"/>
+            <w:shd w:val="clear" w:color="auto" w:fill="E5E5E5"/>
           </w:tcPr>
           <w:p>
             <w:r/>
@@ -706,7 +706,7 @@
         <w:tc>
           <w:tcPr>
             <w:tcW w:type="dxa" w:w="1871"/>
-            <w:shd w:val="clear" w:color="auto" w:fill="DBEAFE"/>
+            <w:shd w:val="clear" w:color="auto" w:fill="E5E5E5"/>
           </w:tcPr>
           <w:p>
             <w:r/>
@@ -722,7 +722,7 @@
         <w:tc>
           <w:tcPr>
             <w:tcW w:type="dxa" w:w="4706"/>
-            <w:shd w:val="clear" w:color="auto" w:fill="DBEAFE"/>
+            <w:shd w:val="clear" w:color="auto" w:fill="E5E5E5"/>
           </w:tcPr>
           <w:p>
             <w:r/>
@@ -738,7 +738,7 @@
         <w:tc>
           <w:tcPr>
             <w:tcW w:type="dxa" w:w="2835"/>
-            <w:shd w:val="clear" w:color="auto" w:fill="DBEAFE"/>
+            <w:shd w:val="clear" w:color="auto" w:fill="E5E5E5"/>
           </w:tcPr>
           <w:p>
             <w:r/>
@@ -1671,7 +1671,7 @@
         <w:tc>
           <w:tcPr>
             <w:tcW w:type="dxa" w:w="1814"/>
-            <w:shd w:val="clear" w:color="auto" w:fill="DBEAFE"/>
+            <w:shd w:val="clear" w:color="auto" w:fill="E5E5E5"/>
           </w:tcPr>
           <w:p>
             <w:r/>
@@ -1687,7 +1687,7 @@
         <w:tc>
           <w:tcPr>
             <w:tcW w:type="dxa" w:w="5272"/>
-            <w:shd w:val="clear" w:color="auto" w:fill="DBEAFE"/>
+            <w:shd w:val="clear" w:color="auto" w:fill="E5E5E5"/>
           </w:tcPr>
           <w:p>
             <w:r/>
@@ -1703,7 +1703,7 @@
         <w:tc>
           <w:tcPr>
             <w:tcW w:type="dxa" w:w="2324"/>
-            <w:shd w:val="clear" w:color="auto" w:fill="DBEAFE"/>
+            <w:shd w:val="clear" w:color="auto" w:fill="E5E5E5"/>
           </w:tcPr>
           <w:p>
             <w:r/>
@@ -2188,7 +2188,7 @@
         <w:tc>
           <w:tcPr>
             <w:tcW w:type="dxa" w:w="2041"/>
-            <w:shd w:val="clear" w:color="auto" w:fill="DBEAFE"/>
+            <w:shd w:val="clear" w:color="auto" w:fill="E5E5E5"/>
           </w:tcPr>
           <w:p>
             <w:r/>
@@ -2204,7 +2204,7 @@
         <w:tc>
           <w:tcPr>
             <w:tcW w:type="dxa" w:w="3969"/>
-            <w:shd w:val="clear" w:color="auto" w:fill="DBEAFE"/>
+            <w:shd w:val="clear" w:color="auto" w:fill="E5E5E5"/>
           </w:tcPr>
           <w:p>
             <w:r/>
@@ -2220,7 +2220,7 @@
         <w:tc>
           <w:tcPr>
             <w:tcW w:type="dxa" w:w="3402"/>
-            <w:shd w:val="clear" w:color="auto" w:fill="DBEAFE"/>
+            <w:shd w:val="clear" w:color="auto" w:fill="E5E5E5"/>
           </w:tcPr>
           <w:p>
             <w:r/>
@@ -2425,7 +2425,7 @@
         <w:tc>
           <w:tcPr>
             <w:tcW w:type="dxa" w:w="1134"/>
-            <w:shd w:val="clear" w:color="auto" w:fill="DBEAFE"/>
+            <w:shd w:val="clear" w:color="auto" w:fill="E5E5E5"/>
           </w:tcPr>
           <w:p>
             <w:r/>
@@ -2441,7 +2441,7 @@
         <w:tc>
           <w:tcPr>
             <w:tcW w:type="dxa" w:w="2268"/>
-            <w:shd w:val="clear" w:color="auto" w:fill="DBEAFE"/>
+            <w:shd w:val="clear" w:color="auto" w:fill="E5E5E5"/>
           </w:tcPr>
           <w:p>
             <w:r/>
@@ -2457,7 +2457,7 @@
         <w:tc>
           <w:tcPr>
             <w:tcW w:type="dxa" w:w="3402"/>
-            <w:shd w:val="clear" w:color="auto" w:fill="DBEAFE"/>
+            <w:shd w:val="clear" w:color="auto" w:fill="E5E5E5"/>
           </w:tcPr>
           <w:p>
             <w:r/>
@@ -2473,7 +2473,7 @@
         <w:tc>
           <w:tcPr>
             <w:tcW w:type="dxa" w:w="2608"/>
-            <w:shd w:val="clear" w:color="auto" w:fill="DBEAFE"/>
+            <w:shd w:val="clear" w:color="auto" w:fill="E5E5E5"/>
           </w:tcPr>
           <w:p>
             <w:r/>
@@ -2731,7 +2731,7 @@
         <w:tc>
           <w:tcPr>
             <w:tcW w:type="dxa" w:w="1247"/>
-            <w:shd w:val="clear" w:color="auto" w:fill="DBEAFE"/>
+            <w:shd w:val="clear" w:color="auto" w:fill="E5E5E5"/>
           </w:tcPr>
           <w:p>
             <w:r/>
@@ -2747,7 +2747,7 @@
         <w:tc>
           <w:tcPr>
             <w:tcW w:type="dxa" w:w="4535"/>
-            <w:shd w:val="clear" w:color="auto" w:fill="DBEAFE"/>
+            <w:shd w:val="clear" w:color="auto" w:fill="E5E5E5"/>
           </w:tcPr>
           <w:p>
             <w:r/>
@@ -2763,7 +2763,7 @@
         <w:tc>
           <w:tcPr>
             <w:tcW w:type="dxa" w:w="3628"/>
-            <w:shd w:val="clear" w:color="auto" w:fill="DBEAFE"/>
+            <w:shd w:val="clear" w:color="auto" w:fill="E5E5E5"/>
           </w:tcPr>
           <w:p>
             <w:r/>
@@ -3173,7 +3173,7 @@
       </w:pPr>
       <w:r>
         <w:rPr>
-          <w:color w:val="475569"/>
+          <w:color w:val="4D4D4D"/>
           <w:sz w:val="18"/>
         </w:rPr>
         <w:t>Figure 2. Every system shares the data, the AI model and the scorer, so differences come only from the design method.</w:t>
@@ -3216,7 +3216,7 @@
         <w:tc>
           <w:tcPr>
             <w:tcW w:type="dxa" w:w="340"/>
-            <w:shd w:val="clear" w:color="auto" w:fill="DBEAFE"/>
+            <w:shd w:val="clear" w:color="auto" w:fill="E5E5E5"/>
           </w:tcPr>
           <w:p>
             <w:r/>
@@ -3232,7 +3232,7 @@
         <w:tc>
           <w:tcPr>
             <w:tcW w:type="dxa" w:w="1417"/>
-            <w:shd w:val="clear" w:color="auto" w:fill="DBEAFE"/>
+            <w:shd w:val="clear" w:color="auto" w:fill="E5E5E5"/>
           </w:tcPr>
           <w:p>
             <w:r/>
@@ -3248,7 +3248,7 @@
         <w:tc>
           <w:tcPr>
             <w:tcW w:type="dxa" w:w="1814"/>
-            <w:shd w:val="clear" w:color="auto" w:fill="DBEAFE"/>
+            <w:shd w:val="clear" w:color="auto" w:fill="E5E5E5"/>
           </w:tcPr>
           <w:p>
             <w:r/>
@@ -3264,7 +3264,7 @@
         <w:tc>
           <w:tcPr>
             <w:tcW w:type="dxa" w:w="2381"/>
-            <w:shd w:val="clear" w:color="auto" w:fill="DBEAFE"/>
+            <w:shd w:val="clear" w:color="auto" w:fill="E5E5E5"/>
           </w:tcPr>
           <w:p>
             <w:r/>
@@ -3280,7 +3280,7 @@
         <w:tc>
           <w:tcPr>
             <w:tcW w:type="dxa" w:w="1814"/>
-            <w:shd w:val="clear" w:color="auto" w:fill="DBEAFE"/>
+            <w:shd w:val="clear" w:color="auto" w:fill="E5E5E5"/>
           </w:tcPr>
           <w:p>
             <w:r/>
@@ -3296,7 +3296,7 @@
         <w:tc>
           <w:tcPr>
             <w:tcW w:type="dxa" w:w="1644"/>
-            <w:shd w:val="clear" w:color="auto" w:fill="DBEAFE"/>
+            <w:shd w:val="clear" w:color="auto" w:fill="E5E5E5"/>
           </w:tcPr>
           <w:p>
             <w:r/>
@@ -4802,7 +4802,7 @@
         <w:tc>
           <w:tcPr>
             <w:tcW w:type="dxa" w:w="2835"/>
-            <w:shd w:val="clear" w:color="auto" w:fill="DBEAFE"/>
+            <w:shd w:val="clear" w:color="auto" w:fill="E5E5E5"/>
           </w:tcPr>
           <w:p>
             <w:r/>
@@ -4818,7 +4818,7 @@
         <w:tc>
           <w:tcPr>
             <w:tcW w:type="dxa" w:w="1077"/>
-            <w:shd w:val="clear" w:color="auto" w:fill="DBEAFE"/>
+            <w:shd w:val="clear" w:color="auto" w:fill="E5E5E5"/>
           </w:tcPr>
           <w:p>
             <w:r/>
@@ -4834,7 +4834,7 @@
         <w:tc>
           <w:tcPr>
             <w:tcW w:type="dxa" w:w="1077"/>
-            <w:shd w:val="clear" w:color="auto" w:fill="DBEAFE"/>
+            <w:shd w:val="clear" w:color="auto" w:fill="E5E5E5"/>
           </w:tcPr>
           <w:p>
             <w:r/>
@@ -4850,7 +4850,7 @@
         <w:tc>
           <w:tcPr>
             <w:tcW w:type="dxa" w:w="1077"/>
-            <w:shd w:val="clear" w:color="auto" w:fill="DBEAFE"/>
+            <w:shd w:val="clear" w:color="auto" w:fill="E5E5E5"/>
           </w:tcPr>
           <w:p>
             <w:r/>
@@ -4866,7 +4866,7 @@
         <w:tc>
           <w:tcPr>
             <w:tcW w:type="dxa" w:w="1077"/>
-            <w:shd w:val="clear" w:color="auto" w:fill="DBEAFE"/>
+            <w:shd w:val="clear" w:color="auto" w:fill="E5E5E5"/>
           </w:tcPr>
           <w:p>
             <w:r/>
@@ -4882,7 +4882,7 @@
         <w:tc>
           <w:tcPr>
             <w:tcW w:type="dxa" w:w="1077"/>
-            <w:shd w:val="clear" w:color="auto" w:fill="DBEAFE"/>
+            <w:shd w:val="clear" w:color="auto" w:fill="E5E5E5"/>
           </w:tcPr>
           <w:p>
             <w:r/>
@@ -4898,7 +4898,7 @@
         <w:tc>
           <w:tcPr>
             <w:tcW w:type="dxa" w:w="1191"/>
-            <w:shd w:val="clear" w:color="auto" w:fill="DBEAFE"/>
+            <w:shd w:val="clear" w:color="auto" w:fill="E5E5E5"/>
           </w:tcPr>
           <w:p>
             <w:r/>
@@ -5675,7 +5675,7 @@
       </w:pPr>
       <w:r>
         <w:rPr>
-          <w:color w:val="475569"/>
+          <w:color w:val="4D4D4D"/>
           <w:sz w:val="18"/>
         </w:rPr>
         <w:t>Figure 3. Intent macro-F1 for every system. The dashed line is the best of all 12 designs.</w:t>
@@ -5727,7 +5727,7 @@
       </w:pPr>
       <w:r>
         <w:rPr>
-          <w:color w:val="475569"/>
+          <w:color w:val="4D4D4D"/>
           <w:sz w:val="18"/>
         </w:rPr>
         <w:t>Figure 4. Intent and entity scores side by side.</w:t>
@@ -5779,7 +5779,7 @@
       </w:pPr>
       <w:r>
         <w:rPr>
-          <w:color w:val="475569"/>
+          <w:color w:val="4D4D4D"/>
           <w:sz w:val="18"/>
         </w:rPr>
         <w:t>Figure 5. Ablations: each bar removes one part of the original agent (A1).</w:t>
@@ -5831,7 +5831,7 @@
       </w:pPr>
       <w:r>
         <w:rPr>
-          <w:color w:val="475569"/>
+          <w:color w:val="4D4D4D"/>
           <w:sz w:val="18"/>
         </w:rPr>
         <w:t>Figure 6. Robustness to messy requests.</w:t>
@@ -6139,7 +6139,7 @@
       </w:pPr>
       <w:r>
         <w:rPr>
-          <w:color w:val="475569"/>
+          <w:color w:val="4D4D4D"/>
           <w:sz w:val="18"/>
         </w:rPr>
         <w:t>Figure 7. How each result is checked three ways.</w:t>
@@ -6235,7 +6235,7 @@
         <w:tc>
           <w:tcPr>
             <w:tcW w:type="dxa" w:w="9411"/>
-            <w:shd w:val="clear" w:color="auto" w:fill="0F172A"/>
+            <w:shd w:val="clear" w:color="auto" w:fill="111111"/>
           </w:tcPr>
           <w:p>
             <w:r/>
@@ -6283,7 +6283,7 @@
         <w:tc>
           <w:tcPr>
             <w:tcW w:type="dxa" w:w="9411"/>
-            <w:shd w:val="clear" w:color="auto" w:fill="0F172A"/>
+            <w:shd w:val="clear" w:color="auto" w:fill="111111"/>
           </w:tcPr>
           <w:p>
             <w:r/>
@@ -6324,7 +6324,7 @@
         <w:tc>
           <w:tcPr>
             <w:tcW w:type="dxa" w:w="9411"/>
-            <w:shd w:val="clear" w:color="auto" w:fill="0F172A"/>
+            <w:shd w:val="clear" w:color="auto" w:fill="111111"/>
           </w:tcPr>
           <w:p>
             <w:r/>
@@ -6415,7 +6415,7 @@
       </w:pPr>
       <w:r>
         <w:rPr>
-          <w:color w:val="475569"/>
+          <w:color w:val="4D4D4D"/>
           <w:sz w:val="18"/>
         </w:rPr>
         <w:t>What the summary lines look like.</w:t>
@@ -6441,7 +6441,7 @@
         <w:tc>
           <w:tcPr>
             <w:tcW w:type="dxa" w:w="9411"/>
-            <w:shd w:val="clear" w:color="auto" w:fill="0F172A"/>
+            <w:shd w:val="clear" w:color="auto" w:fill="111111"/>
           </w:tcPr>
           <w:p>
             <w:r/>
@@ -6522,7 +6522,7 @@
       </w:pPr>
       <w:r>
         <w:rPr>
-          <w:color w:val="475569"/>
+          <w:color w:val="4D4D4D"/>
           <w:sz w:val="18"/>
         </w:rPr>
         <w:t>Expected output.</w:t>
@@ -6582,7 +6582,7 @@
         <w:tc>
           <w:tcPr>
             <w:tcW w:type="dxa" w:w="9411"/>
-            <w:shd w:val="clear" w:color="auto" w:fill="0F172A"/>
+            <w:shd w:val="clear" w:color="auto" w:fill="111111"/>
           </w:tcPr>
           <w:p>
             <w:r/>
@@ -6663,7 +6663,7 @@
       </w:pPr>
       <w:r>
         <w:rPr>
-          <w:color w:val="475569"/>
+          <w:color w:val="4D4D4D"/>
           <w:sz w:val="18"/>
         </w:rPr>
         <w:t>Expected output (a selection of lines plus the final count).</w:t>
@@ -6689,7 +6689,7 @@
         <w:tc>
           <w:tcPr>
             <w:tcW w:type="dxa" w:w="9411"/>
-            <w:shd w:val="clear" w:color="auto" w:fill="0F172A"/>
+            <w:shd w:val="clear" w:color="auto" w:fill="111111"/>
           </w:tcPr>
           <w:p>
             <w:r/>
@@ -6770,7 +6770,7 @@
       </w:pPr>
       <w:r>
         <w:rPr>
-          <w:color w:val="475569"/>
+          <w:color w:val="4D4D4D"/>
           <w:sz w:val="18"/>
         </w:rPr>
         <w:t>Expected output.</w:t>
@@ -6814,7 +6814,7 @@
         <w:tc>
           <w:tcPr>
             <w:tcW w:type="dxa" w:w="2268"/>
-            <w:shd w:val="clear" w:color="auto" w:fill="DBEAFE"/>
+            <w:shd w:val="clear" w:color="auto" w:fill="E5E5E5"/>
           </w:tcPr>
           <w:p>
             <w:r/>
@@ -6830,7 +6830,7 @@
         <w:tc>
           <w:tcPr>
             <w:tcW w:type="dxa" w:w="7143"/>
-            <w:shd w:val="clear" w:color="auto" w:fill="DBEAFE"/>
+            <w:shd w:val="clear" w:color="auto" w:fill="E5E5E5"/>
           </w:tcPr>
           <w:p>
             <w:r/>
@@ -7021,7 +7021,7 @@
         <w:tc>
           <w:tcPr>
             <w:tcW w:type="dxa" w:w="9411"/>
-            <w:shd w:val="clear" w:color="auto" w:fill="0F172A"/>
+            <w:shd w:val="clear" w:color="auto" w:fill="111111"/>
           </w:tcPr>
           <w:p>
             <w:r/>
@@ -7088,7 +7088,7 @@
       </w:pPr>
       <w:r>
         <w:rPr>
-          <w:color w:val="475569"/>
+          <w:color w:val="4D4D4D"/>
           <w:sz w:val="18"/>
         </w:rPr>
         <w:t>Expected output: normal, off-topic and invalid requests.</w:t>
@@ -7129,7 +7129,7 @@
         <w:tc>
           <w:tcPr>
             <w:tcW w:type="dxa" w:w="9411"/>
-            <w:shd w:val="clear" w:color="auto" w:fill="0F172A"/>
+            <w:shd w:val="clear" w:color="auto" w:fill="111111"/>
           </w:tcPr>
           <w:p>
             <w:r/>
@@ -7201,7 +7201,7 @@
       </w:pPr>
       <w:r>
         <w:rPr>
-          <w:color w:val="475569"/>
+          <w:color w:val="4D4D4D"/>
           <w:sz w:val="18"/>
         </w:rPr>
         <w:t>The project history.</w:t>
@@ -7526,7 +7526,7 @@
         <w:tc>
           <w:tcPr>
             <w:tcW w:type="dxa" w:w="3402"/>
-            <w:shd w:val="clear" w:color="auto" w:fill="DBEAFE"/>
+            <w:shd w:val="clear" w:color="auto" w:fill="E5E5E5"/>
           </w:tcPr>
           <w:p>
             <w:r/>
@@ -7542,7 +7542,7 @@
         <w:tc>
           <w:tcPr>
             <w:tcW w:type="dxa" w:w="6009"/>
-            <w:shd w:val="clear" w:color="auto" w:fill="DBEAFE"/>
+            <w:shd w:val="clear" w:color="auto" w:fill="E5E5E5"/>
           </w:tcPr>
           <w:p>
             <w:r/>
@@ -7791,7 +7791,7 @@
               <w:rPr>
                 <w:sz w:val="19"/>
               </w:rPr>
-              <w:t>runs\ (70 folders)</w:t>
+              <w:t>runs\ (131 folders)</w:t>
             </w:r>
           </w:p>
         </w:tc>
@@ -8301,7 +8301,7 @@
       <w:rFonts w:asciiTheme="majorHAnsi" w:eastAsiaTheme="majorEastAsia" w:hAnsiTheme="majorHAnsi" w:cstheme="majorBidi" w:ascii="Calibri" w:hAnsi="Calibri"/>
       <w:b/>
       <w:bCs/>
-      <w:color w:val="1D4ED8"/>
+      <w:color w:val="000000"/>
       <w:sz w:val="36"/>
       <w:szCs w:val="28"/>
     </w:rPr>
@@ -8325,7 +8325,7 @@
       <w:rFonts w:asciiTheme="majorHAnsi" w:eastAsiaTheme="majorEastAsia" w:hAnsiTheme="majorHAnsi" w:cstheme="majorBidi" w:ascii="Calibri" w:hAnsi="Calibri"/>
       <w:b/>
       <w:bCs/>
-      <w:color w:val="1D4ED8"/>
+      <w:color w:val="000000"/>
       <w:sz w:val="28"/>
       <w:szCs w:val="26"/>
     </w:rPr>
@@ -8349,7 +8349,7 @@
       <w:rFonts w:asciiTheme="majorHAnsi" w:eastAsiaTheme="majorEastAsia" w:hAnsiTheme="majorHAnsi" w:cstheme="majorBidi" w:ascii="Calibri" w:hAnsi="Calibri"/>
       <w:b/>
       <w:bCs/>
-      <w:color w:val="1E293B"/>
+      <w:color w:val="1A1A1A"/>
       <w:sz w:val="24"/>
     </w:rPr>
   </w:style>
